--- a/docs/Run_Guide.docx
+++ b/docs/Run_Guide.docx
@@ -1596,7 +1596,7 @@
           <w:sz w:val="19"/>
           <w:szCs w:val="19"/>
         </w:rPr>
-        <w:t xml:space="preserve">[8/14] loss  {'qos': 1, 'loss': 0.2, 'n_subs': 1, 'payload_size': 64}  ratio=1.000 lat=109.4ms retx=335.7 dups=66.3</w:t>
+        <w:t xml:space="preserve">[8/14] loss  {'qos': 1, 'loss': 0.2, 'n_subs': 1, 'payload_size': 64}  ratio=1.000 lat=104.7ms retx=314.3 dups=69.7</w:t>
       </w:r>
     </w:p>
     <w:p>

--- a/docs/Run_Guide.docx
+++ b/docs/Run_Guide.docx
@@ -629,6 +629,166 @@
       </w:pPr>
       <w:r>
         <w:t xml:space="preserve">The exact counts in steps 5 and 6 change from run to run, because loss is random. The pattern should always be the same: QoS 0 loses messages, QoS 1 receives all 200.</w:t>
+      </w:r>
+    </w:p>
+    <w:p>
+      <w:pPr>
+        <w:pStyle w:val="Heading2"/>
+        <w:keepNext/>
+      </w:pPr>
+      <w:r>
+        <w:t xml:space="preserve">2A  The browser demo (for the presentation)</w:t>
+      </w:r>
+    </w:p>
+    <w:p>
+      <w:pPr>
+        <w:spacing w:after="140" w:line="300"/>
+      </w:pPr>
+      <w:r>
+        <w:t xml:space="preserve">The project also has a web page called Loss bench. It runs the real broker, the lossy proxy and the client library, so nothing on it is simulated. It is the easiest way to show the project live.</w:t>
+      </w:r>
+    </w:p>
+    <w:p>
+      <w:pPr>
+        <w:shd w:fill="F2F4F5" w:color="auto" w:val="clear"/>
+        <w:spacing w:after="160" w:line="260"/>
+        <w:ind w:left="120" w:right="120"/>
+      </w:pPr>
+      <w:r>
+        <w:rPr>
+          <w:rFonts w:ascii="Consolas" w:cs="Consolas" w:eastAsia="Consolas" w:hAnsi="Consolas"/>
+          <w:sz w:val="19"/>
+          <w:szCs w:val="19"/>
+        </w:rPr>
+        <w:t xml:space="preserve">python demo_web.py</w:t>
+      </w:r>
+    </w:p>
+    <w:p>
+      <w:pPr>
+        <w:spacing w:after="140" w:line="300"/>
+      </w:pPr>
+      <w:r>
+        <w:t xml:space="preserve">Wait for the line </w:t>
+      </w:r>
+      <w:r>
+        <w:rPr>
+          <w:rFonts w:ascii="Consolas" w:cs="Consolas" w:eastAsia="Consolas" w:hAnsi="Consolas"/>
+          <w:sz w:val="20"/>
+          <w:szCs w:val="20"/>
+        </w:rPr>
+        <w:t xml:space="preserve">demo page:  http://127.0.0.1:8765</w:t>
+      </w:r>
+      <w:r>
+        <w:t xml:space="preserve">, then open that address in a browser. The page starts its own broker on port 4883 and proxy on port 4884, so it does not clash with anything from Section 3. Stop it with Ctrl+C.</w:t>
+      </w:r>
+    </w:p>
+    <w:p>
+      <w:pPr>
+        <w:spacing w:after="140" w:line="300"/>
+      </w:pPr>
+      <w:r>
+        <w:t xml:space="preserve">The page has three parts, and the demo can follow them in order.</w:t>
+      </w:r>
+    </w:p>
+    <w:p>
+      <w:pPr>
+        <w:pStyle w:val="ListParagraph"/>
+        <w:numPr>
+          <w:ilvl w:val="0"/>
+          <w:numId w:val="3"/>
+        </w:numPr>
+        <w:spacing w:after="70" w:line="290"/>
+      </w:pPr>
+      <w:r>
+        <w:rPr>
+          <w:b/>
+          <w:bCs/>
+        </w:rPr>
+        <w:t xml:space="preserve">Topic filters.</w:t>
+      </w:r>
+      <w:r>
+        <w:t xml:space="preserve"> Type a filter and a topic, or click one of the examples, and press Send. The page shows what the matching function says and whether the broker really delivered the message. Try </w:t>
+      </w:r>
+      <w:r>
+        <w:rPr>
+          <w:rFonts w:ascii="Consolas" w:cs="Consolas" w:eastAsia="Consolas" w:hAnsi="Consolas"/>
+          <w:sz w:val="20"/>
+          <w:szCs w:val="20"/>
+        </w:rPr>
+        <w:t xml:space="preserve">sensor/room1/humidity</w:t>
+      </w:r>
+      <w:r>
+        <w:t xml:space="preserve"> against </w:t>
+      </w:r>
+      <w:r>
+        <w:rPr>
+          <w:rFonts w:ascii="Consolas" w:cs="Consolas" w:eastAsia="Consolas" w:hAnsi="Consolas"/>
+          <w:sz w:val="20"/>
+          <w:szCs w:val="20"/>
+        </w:rPr>
+        <w:t xml:space="preserve">sensor/+/temp</w:t>
+      </w:r>
+      <w:r>
+        <w:t xml:space="preserve">, which should not match.</w:t>
+      </w:r>
+    </w:p>
+    <w:p>
+      <w:pPr>
+        <w:pStyle w:val="ListParagraph"/>
+        <w:numPr>
+          <w:ilvl w:val="0"/>
+          <w:numId w:val="3"/>
+        </w:numPr>
+        <w:spacing w:after="70" w:line="290"/>
+      </w:pPr>
+      <w:r>
+        <w:rPr>
+          <w:b/>
+          <w:bCs/>
+        </w:rPr>
+        <w:t xml:space="preserve">Retained messages.</w:t>
+      </w:r>
+      <w:r>
+        <w:t xml:space="preserve"> Press Publish retained, then Connect new subscriber. The new subscriber receives the stored message straight away, marked as retained.</w:t>
+      </w:r>
+    </w:p>
+    <w:p>
+      <w:pPr>
+        <w:pStyle w:val="ListParagraph"/>
+        <w:numPr>
+          <w:ilvl w:val="0"/>
+          <w:numId w:val="3"/>
+        </w:numPr>
+        <w:spacing w:after="70" w:line="290"/>
+      </w:pPr>
+      <w:r>
+        <w:rPr>
+          <w:b/>
+          <w:bCs/>
+        </w:rPr>
+        <w:t xml:space="preserve">Delivery under loss.</w:t>
+      </w:r>
+      <w:r>
+        <w:t xml:space="preserve"> Move the slider to the loss rate you want, choose 50, 100 or 200 messages and press Run. Each square is one message. The left tape is QoS 0 and the right tape is QoS 1. Green squares arrived first time, amber squares arrived after a retry, and hatched red squares never arrived. The log shows each frame the proxy drops, and a table of exact numbers appears when the run ends.</w:t>
+      </w:r>
+    </w:p>
+    <w:p>
+      <w:pPr>
+        <w:spacing w:after="140" w:line="300"/>
+      </w:pPr>
+      <w:r>
+        <w:t xml:space="preserve">A run at 20% loss takes about 8 to 10 seconds. The slider can be changed between runs. Press reset broker counters to start the broker counters from zero. If the page says it lost the connection, check that </w:t>
+      </w:r>
+      <w:r>
+        <w:rPr>
+          <w:rFonts w:ascii="Consolas" w:cs="Consolas" w:eastAsia="Consolas" w:hAnsi="Consolas"/>
+          <w:sz w:val="20"/>
+          <w:szCs w:val="20"/>
+        </w:rPr>
+        <w:t xml:space="preserve">demo_web.py</w:t>
+      </w:r>
+      <w:r>
+        <w:t xml:space="preserve"> is still running in its window.</w:t>
       </w:r>
     </w:p>
     <w:p>
@@ -1716,7 +1876,7 @@
         <w:pStyle w:val="ListParagraph"/>
         <w:numPr>
           <w:ilvl w:val="0"/>
-          <w:numId w:val="3"/>
+          <w:numId w:val="4"/>
         </w:numPr>
         <w:spacing w:after="70" w:line="290"/>
       </w:pPr>
@@ -1740,7 +1900,7 @@
         <w:pStyle w:val="ListParagraph"/>
         <w:numPr>
           <w:ilvl w:val="0"/>
-          <w:numId w:val="3"/>
+          <w:numId w:val="4"/>
         </w:numPr>
         <w:spacing w:after="70" w:line="290"/>
       </w:pPr>
@@ -1764,7 +1924,7 @@
         <w:pStyle w:val="ListParagraph"/>
         <w:numPr>
           <w:ilvl w:val="0"/>
-          <w:numId w:val="3"/>
+          <w:numId w:val="4"/>
         </w:numPr>
         <w:spacing w:after="70" w:line="290"/>
       </w:pPr>
@@ -2472,6 +2632,69 @@
                 <w:sz w:val="20"/>
                 <w:szCs w:val="20"/>
               </w:rPr>
+              <w:t xml:space="preserve">Run the browser demo</w:t>
+            </w:r>
+          </w:p>
+        </w:tc>
+        <w:tc>
+          <w:tcPr>
+            <w:tcW w:type="dxa" w:w="5726"/>
+            <w:tcBorders>
+              <w:top w:val="single" w:color="C9D3D8" w:sz="4"/>
+              <w:left w:val="single" w:color="C9D3D8" w:sz="4"/>
+              <w:bottom w:val="single" w:color="C9D3D8" w:sz="4"/>
+              <w:right w:val="single" w:color="C9D3D8" w:sz="4"/>
+            </w:tcBorders>
+            <w:tcMar>
+              <w:top w:type="dxa" w:w="70"/>
+              <w:left w:type="dxa" w:w="110"/>
+              <w:bottom w:type="dxa" w:w="70"/>
+              <w:right w:type="dxa" w:w="110"/>
+            </w:tcMar>
+          </w:tcPr>
+          <w:p>
+            <w:pPr>
+              <w:spacing w:after="0"/>
+            </w:pPr>
+            <w:r>
+              <w:rPr>
+                <w:sz w:val="20"/>
+                <w:szCs w:val="20"/>
+              </w:rPr>
+              <w:t xml:space="preserve">python demo_web.py, then open http://127.0.0.1:8765</w:t>
+            </w:r>
+          </w:p>
+        </w:tc>
+      </w:tr>
+      <w:tr>
+        <w:trPr>
+          <w:cantSplit/>
+        </w:trPr>
+        <w:tc>
+          <w:tcPr>
+            <w:tcW w:type="dxa" w:w="3300"/>
+            <w:tcBorders>
+              <w:top w:val="single" w:color="C9D3D8" w:sz="4"/>
+              <w:left w:val="single" w:color="C9D3D8" w:sz="4"/>
+              <w:bottom w:val="single" w:color="C9D3D8" w:sz="4"/>
+              <w:right w:val="single" w:color="C9D3D8" w:sz="4"/>
+            </w:tcBorders>
+            <w:tcMar>
+              <w:top w:type="dxa" w:w="70"/>
+              <w:left w:type="dxa" w:w="110"/>
+              <w:bottom w:type="dxa" w:w="70"/>
+              <w:right w:type="dxa" w:w="110"/>
+            </w:tcMar>
+          </w:tcPr>
+          <w:p>
+            <w:pPr>
+              <w:spacing w:after="0"/>
+            </w:pPr>
+            <w:r>
+              <w:rPr>
+                <w:sz w:val="20"/>
+                <w:szCs w:val="20"/>
+              </w:rPr>
               <w:t xml:space="preserve">Run experiments (short)</w:t>
             </w:r>
           </w:p>
@@ -4055,6 +4278,69 @@
                 <w:szCs w:val="20"/>
               </w:rPr>
               <w:t xml:space="preserve">Scripted demonstration</w:t>
+            </w:r>
+          </w:p>
+        </w:tc>
+      </w:tr>
+      <w:tr>
+        <w:trPr>
+          <w:cantSplit/>
+        </w:trPr>
+        <w:tc>
+          <w:tcPr>
+            <w:tcW w:type="dxa" w:w="3000"/>
+            <w:tcBorders>
+              <w:top w:val="single" w:color="C9D3D8" w:sz="4"/>
+              <w:left w:val="single" w:color="C9D3D8" w:sz="4"/>
+              <w:bottom w:val="single" w:color="C9D3D8" w:sz="4"/>
+              <w:right w:val="single" w:color="C9D3D8" w:sz="4"/>
+            </w:tcBorders>
+            <w:tcMar>
+              <w:top w:type="dxa" w:w="70"/>
+              <w:left w:type="dxa" w:w="110"/>
+              <w:bottom w:type="dxa" w:w="70"/>
+              <w:right w:type="dxa" w:w="110"/>
+            </w:tcMar>
+          </w:tcPr>
+          <w:p>
+            <w:pPr>
+              <w:spacing w:after="0"/>
+            </w:pPr>
+            <w:r>
+              <w:rPr>
+                <w:sz w:val="20"/>
+                <w:szCs w:val="20"/>
+              </w:rPr>
+              <w:t xml:space="preserve">demo_web.py, web/</w:t>
+            </w:r>
+          </w:p>
+        </w:tc>
+        <w:tc>
+          <w:tcPr>
+            <w:tcW w:type="dxa" w:w="6026"/>
+            <w:tcBorders>
+              <w:top w:val="single" w:color="C9D3D8" w:sz="4"/>
+              <w:left w:val="single" w:color="C9D3D8" w:sz="4"/>
+              <w:bottom w:val="single" w:color="C9D3D8" w:sz="4"/>
+              <w:right w:val="single" w:color="C9D3D8" w:sz="4"/>
+            </w:tcBorders>
+            <w:tcMar>
+              <w:top w:type="dxa" w:w="70"/>
+              <w:left w:type="dxa" w:w="110"/>
+              <w:bottom w:type="dxa" w:w="70"/>
+              <w:right w:type="dxa" w:w="110"/>
+            </w:tcMar>
+          </w:tcPr>
+          <w:p>
+            <w:pPr>
+              <w:spacing w:after="0"/>
+            </w:pPr>
+            <w:r>
+              <w:rPr>
+                <w:sz w:val="20"/>
+                <w:szCs w:val="20"/>
+              </w:rPr>
+              <w:t xml:space="preserve">Browser demo page (Loss bench)</w:t>
             </w:r>
           </w:p>
         </w:tc>
@@ -4579,6 +4865,12 @@
     </w:lvlOverride>
   </w:num>
   <w:num w:numId="3">
+    <w:abstractNumId w:val="7"/>
+    <w:lvlOverride w:ilvl="0">
+      <w:startOverride w:val="1"/>
+    </w:lvlOverride>
+  </w:num>
+  <w:num w:numId="4">
     <w:abstractNumId w:val="6"/>
     <w:lvlOverride w:ilvl="0">
       <w:startOverride w:val="1"/>
